--- a/03_Outputs/final scripts/ru/Module 1/1.2.0-ru.docx
+++ b/03_Outputs/final scripts/ru/Module 1/1.2.0-ru.docx
@@ -4,42 +4,37 @@
   <w:body>
     <w:p>
       <w:r>
-        <w:t xml:space="preserve">Добро пожаловать в Главу 2: Взаимосвязи между энергетикой и другими Целями устойчивого развития.  </w:t>
+        <w:t>Добро пожаловать в Глава 2: Взаимосвязи между энергетикой и другими целями устойчивого развития.</w:t>
       </w:r>
     </w:p>
     <w:p>
       <w:r>
-        <w:t xml:space="preserve">Энергетика — это больше, чем одна цель — это нить, которая обеспечивает прогресс во всех них. От школ и больниц до чистой воды, питания и рабочих мест — надежная современная энергия меняет жизни.  </w:t>
+        <w:t>Энергия — это связующая нить, которая стимулирует прогресс во всех целях устойчивого развития. От школ и больниц до чистой воды, питания и рабочих мест — надежная современная энергия меняет жизни.</w:t>
       </w:r>
     </w:p>
     <w:p>
       <w:r>
-        <w:t xml:space="preserve">Но доступ к ней неравномерен. Почти миллиард человек по-прежнему не имеют электричества в медицинских учреждениях, что ограничивает вакцинацию, операции и экстренную помощь. Традиционные виды топлива для приготовления пищи наполняют дома дымом, вредя здоровью и налагая на женщин и девочек самую тяжелую нагрузку.  </w:t>
+        <w:t>Но доступ к ней неравномерный. Почти миллиард человек по-прежнему лишены электроэнергии в медицинских учреждениях, что ограничивает вакцинацию, операции и экстренную помощь. Традиционные виды топлива для приготовления пищи наполняют дома дымом, вредя здоровью и налагая на женщин и девочек наибольшую нагрузку.</w:t>
       </w:r>
     </w:p>
     <w:p>
       <w:r>
-        <w:t xml:space="preserve">Переходы в энергетике меняют наши ресурсы. Сегодня сектор использует около 10 процентов мировой пресной воды. К 2050 году переход с угля на солнечную и ветровую энергию может сократить этот показатель на 15 процентов, а также очистить воздух в переполненных городах. Отрасль возобновляемых источников уже поддерживает более 16 миллионов рабочих мест и продолжает расти.  </w:t>
+        <w:t>Переходы в энергетике меняют наши ресурсы. Сегодня сектор использует около 10 процентов мировой пресной воды. К 2050 году переход с угля на солнечную и ветровую энергию может сократить этот показатель на 15 процентов, а также очистить загрязнённый воздух в переполненных городах.</w:t>
       </w:r>
     </w:p>
     <w:p>
       <w:r>
-        <w:t xml:space="preserve">Энергетика также открывает возможности в образовании. Освещение после темноты продлевает время для учебы, а цифровой доступ в сельских школах развивает навыки для будущего. Более чистое приготовление пищи и солнечные системы для нагрева воды также освобождают время — часто 15–18 часов в неделю — давая женщинам и девочкам больше возможностей.  </w:t>
+        <w:t>Отрасль возобновляемых источников уже поддерживает более 16 миллионов рабочих мест и продолжает расти. Более чистое приготовление пищи и солнечные системы для нагрева воды также освобождают время от сбора твердого топлива, что часто затрагивает женщин и девочек — экономя от 15 до 18 часов в неделю — и открывают новые возможности.</w:t>
       </w:r>
     </w:p>
     <w:p>
       <w:r>
-        <w:t xml:space="preserve">Эффективность также так же важна для преобразования систем. Умные сети, решения по превращению отходов в энергию и аналитика в реальном времени оптимизируют ресурсы, укрепляют устойчивость и улучшают безопасность продовольствия и воды.  </w:t>
+        <w:t>Повышение эффективности так же важно для трансформации систем, как и для декарбонизации. Умные сети, решения по превращению отходов в энергию и аналитика в реальном времени укрепляют устойчивость и улучшают безопасность продовольствия и воды.</w:t>
       </w:r>
     </w:p>
     <w:p>
       <w:r>
-        <w:t xml:space="preserve">В этой главе мы исследуем эти взаимосвязи — как энергия связана со здоровьем, образованием, гендерным равенством и климатическими действиями. И мы увидим, как интегрированные решения, такие как солнечные водопроводные системы и инициативы по чистому приготовлению пищи, могут приносить множество преимуществ одновременно.  </w:t>
-      </w:r>
-    </w:p>
-    <w:p>
-      <w:r>
-        <w:t>Давайте начнем и узнаем, как энергия умножает прогресс по всем Целям устойчивого развития.</w:t>
+        <w:t>В этой главе мы исследуем эти взаимосвязи. Начнем и узнаем, как энергия умножает прогресс во всех целях устойчивого развития.</w:t>
       </w:r>
     </w:p>
     <w:sectPr>
